--- a/backend/src/document-templates/judicial_report/6. Анализ финансового состояния гражданина.docx
+++ b/backend/src/document-templates/judicial_report/6. Анализ финансового состояния гражданина.docx
@@ -4132,16 +4132,7 @@
           <w:sz w:val="24"/>
           <w:szCs w:val="24"/>
         </w:rPr>
-        <w:t xml:space="preserve">Недвижимое имущество, зарегистрированное за Должником – </w:t>
-      </w:r>
-      <w:r>
-        <w:rPr>
-          <w:rFonts w:ascii="Times New Roman" w:hAnsi="Times New Roman" w:cs="Times New Roman"/>
-          <w:color w:val="FF0000"/>
-          <w:sz w:val="24"/>
-          <w:szCs w:val="24"/>
-        </w:rPr>
-        <w:t>не выявлено.</w:t>
+        <w:t xml:space="preserve">Недвижимое имущество, зарегистрированное за Должником – {{ realEstateSummaryText }}.</w:t>
       </w:r>
     </w:p>
     <w:p>
@@ -4165,34 +4156,7 @@
           <w:sz w:val="24"/>
           <w:szCs w:val="24"/>
         </w:rPr>
-        <w:t xml:space="preserve">Движимое имущество, зарегистрированное за Должником – </w:t>
-      </w:r>
-      <w:r>
-        <w:rPr>
-          <w:rFonts w:ascii="Times New Roman" w:hAnsi="Times New Roman" w:cs="Times New Roman"/>
-          <w:color w:val="FF0000"/>
-          <w:sz w:val="24"/>
-          <w:szCs w:val="24"/>
-        </w:rPr>
-        <w:t>не выя</w:t>
-      </w:r>
-      <w:r>
-        <w:rPr>
-          <w:rFonts w:ascii="Times New Roman" w:hAnsi="Times New Roman" w:cs="Times New Roman"/>
-          <w:color w:val="FF0000"/>
-          <w:sz w:val="24"/>
-          <w:szCs w:val="24"/>
-        </w:rPr>
-        <w:t>в</w:t>
-      </w:r>
-      <w:r>
-        <w:rPr>
-          <w:rFonts w:ascii="Times New Roman" w:hAnsi="Times New Roman" w:cs="Times New Roman"/>
-          <w:color w:val="FF0000"/>
-          <w:sz w:val="24"/>
-          <w:szCs w:val="24"/>
-        </w:rPr>
-        <w:t>лено.</w:t>
+        <w:t xml:space="preserve">Движимое имущество, зарегистрированное за Должником – {{ movableSummaryText }}.</w:t>
       </w:r>
     </w:p>
     <w:p>

--- a/backend/src/document-templates/judicial_report/6. Анализ финансового состояния гражданина.docx
+++ b/backend/src/document-templates/judicial_report/6. Анализ финансового состояния гражданина.docx
@@ -4179,42 +4179,7 @@
           <w:rFonts w:ascii="Times New Roman" w:hAnsi="Times New Roman" w:cs="Times New Roman"/>
           <w:sz w:val="24"/>
         </w:rPr>
-        <w:t>Денежные средства на</w:t>
-      </w:r>
-      <w:r>
-        <w:rPr>
-          <w:rFonts w:ascii="Times New Roman" w:hAnsi="Times New Roman" w:cs="Times New Roman"/>
-          <w:sz w:val="24"/>
-        </w:rPr>
-        <w:t xml:space="preserve"> счета</w:t>
-      </w:r>
-      <w:r>
-        <w:rPr>
-          <w:rFonts w:ascii="Times New Roman" w:hAnsi="Times New Roman" w:cs="Times New Roman"/>
-          <w:sz w:val="24"/>
-        </w:rPr>
-        <w:t>х</w:t>
-      </w:r>
-      <w:r>
-        <w:rPr>
-          <w:rFonts w:ascii="Times New Roman" w:hAnsi="Times New Roman" w:cs="Times New Roman"/>
-          <w:sz w:val="24"/>
-        </w:rPr>
-        <w:t xml:space="preserve"> Должника в банках (кредитных организациях) </w:t>
-      </w:r>
-      <w:r>
-        <w:rPr>
-          <w:rFonts w:ascii="Times New Roman" w:hAnsi="Times New Roman" w:cs="Times New Roman"/>
-          <w:sz w:val="24"/>
-        </w:rPr>
-        <w:t>–</w:t>
-      </w:r>
-      <w:r>
-        <w:rPr>
-          <w:rFonts w:ascii="Times New Roman" w:hAnsi="Times New Roman" w:cs="Times New Roman"/>
-          <w:sz w:val="24"/>
-        </w:rPr>
-        <w:t xml:space="preserve"> не выявлены.</w:t>
+        <w:t xml:space="preserve">Денежные средства на счетах Должника в банках (кредитных организациях) – {{ bankAccountsSummaryText }}.</w:t>
       </w:r>
     </w:p>
     <w:p>
@@ -4236,21 +4201,7 @@
           <w:rFonts w:ascii="Times New Roman" w:hAnsi="Times New Roman" w:cs="Times New Roman"/>
           <w:sz w:val="24"/>
         </w:rPr>
-        <w:t xml:space="preserve">Акции и (или) участие в коммерческих организациях Должника </w:t>
-      </w:r>
-      <w:r>
-        <w:rPr>
-          <w:rFonts w:ascii="Times New Roman" w:hAnsi="Times New Roman" w:cs="Times New Roman"/>
-          <w:sz w:val="24"/>
-        </w:rPr>
-        <w:t>– не выявлены</w:t>
-      </w:r>
-      <w:r>
-        <w:rPr>
-          <w:rFonts w:ascii="Times New Roman" w:hAnsi="Times New Roman" w:cs="Times New Roman"/>
-          <w:sz w:val="24"/>
-        </w:rPr>
-        <w:t>.</w:t>
+        <w:t xml:space="preserve">Акции и (или) участие в коммерческих организациях Должника – {{ sharesSummaryText }}.</w:t>
       </w:r>
     </w:p>
     <w:p>
@@ -4273,14 +4224,7 @@
           <w:rFonts w:ascii="Times New Roman" w:hAnsi="Times New Roman" w:cs="Times New Roman"/>
           <w:sz w:val="24"/>
         </w:rPr>
-        <w:t>Иные ценные бумаги</w:t>
-      </w:r>
-      <w:r>
-        <w:rPr>
-          <w:rFonts w:ascii="Times New Roman" w:hAnsi="Times New Roman" w:cs="Times New Roman"/>
-          <w:sz w:val="24"/>
-        </w:rPr>
-        <w:t xml:space="preserve"> – не выявлены.</w:t>
+        <w:t xml:space="preserve">Иные ценные бумаги – {{ securitiesSummaryText }}.</w:t>
       </w:r>
     </w:p>
     <w:p>
@@ -4303,14 +4247,7 @@
           <w:rFonts w:ascii="Times New Roman" w:hAnsi="Times New Roman" w:cs="Times New Roman"/>
           <w:sz w:val="24"/>
         </w:rPr>
-        <w:t xml:space="preserve">Наличные денежные средства </w:t>
-      </w:r>
-      <w:r>
-        <w:rPr>
-          <w:rFonts w:ascii="Times New Roman" w:hAnsi="Times New Roman" w:cs="Times New Roman"/>
-          <w:sz w:val="24"/>
-        </w:rPr>
-        <w:t>– не выявлены.</w:t>
+        <w:t xml:space="preserve">Наличные денежные средства – {{ cashSummaryText }}.</w:t>
       </w:r>
     </w:p>
     <w:p>
@@ -4333,28 +4270,7 @@
           <w:rFonts w:ascii="Times New Roman" w:hAnsi="Times New Roman" w:cs="Times New Roman"/>
           <w:sz w:val="24"/>
         </w:rPr>
-        <w:t>Драгоценности, предметы искусства и иное ценное имущество, принадлежащее Должнику</w:t>
-      </w:r>
-      <w:r>
-        <w:rPr>
-          <w:rFonts w:ascii="Times New Roman" w:hAnsi="Times New Roman" w:cs="Times New Roman"/>
-          <w:sz w:val="24"/>
-        </w:rPr>
-        <w:t xml:space="preserve"> – </w:t>
-      </w:r>
-      <w:r>
-        <w:rPr>
-          <w:rFonts w:ascii="Times New Roman" w:hAnsi="Times New Roman" w:cs="Times New Roman"/>
-          <w:sz w:val="24"/>
-        </w:rPr>
-        <w:t>не выявлен</w:t>
-      </w:r>
-      <w:r>
-        <w:rPr>
-          <w:rFonts w:ascii="Times New Roman" w:hAnsi="Times New Roman" w:cs="Times New Roman"/>
-          <w:sz w:val="24"/>
-        </w:rPr>
-        <w:t>ы.</w:t>
+        <w:t xml:space="preserve">Драгоценности, предметы искусства и иное ценное имущество, принадлежащее Должнику – {{ valuablesSummaryText }}.</w:t>
       </w:r>
     </w:p>
     <w:p>
@@ -4377,7 +4293,7 @@
           <w:rFonts w:ascii="Times New Roman" w:hAnsi="Times New Roman" w:cs="Times New Roman"/>
           <w:sz w:val="24"/>
         </w:rPr>
-        <w:t>Дебиторская задолженность – не выявлена.</w:t>
+        <w:t xml:space="preserve">Дебиторская задолженность – {{ receivablesSummaryText }}.</w:t>
       </w:r>
     </w:p>
     <w:p>
